--- a/public/gallery/examples/marketing-manager/zh-hant-hk/resume.docx
+++ b/public/gallery/examples/marketing-manager/zh-hant-hk/resume.docx
@@ -66,7 +66,7 @@
         </w:rPr>
         <w:t xml:space="preserve">📧 </w:t>
       </w:r>
-      <w:hyperlink w:history="1" r:id="rIdgxhtegpyfulztgmxey7-j">
+      <w:hyperlink w:history="1" r:id="rIdb5frmzxlfzwi_lkxodkeb">
         <w:r>
           <w:rPr>
             <w:sz w:val="18"/>
@@ -89,7 +89,7 @@
         </w:rPr>
         <w:t xml:space="preserve">🔗 </w:t>
       </w:r>
-      <w:hyperlink w:history="1" r:id="rIdm6pj_mekrrum7szca8o6v">
+      <w:hyperlink w:history="1" r:id="rIdydughyxejkov0o7bjmzzl">
         <w:r>
           <w:rPr>
             <w:sz w:val="18"/>
@@ -124,7 +124,7 @@
         <w:spacing w:after="200" w:line="276"/>
         <w:jc w:val="center"/>
       </w:pPr>
-      <w:hyperlink w:history="1" r:id="rId5mm1wwti37ou8ygjlmwf3">
+      <w:hyperlink w:history="1" r:id="rIdll5vc2-kix8wgorb7ayjs">
         <w:r>
           <w:rPr>
             <w:sz w:val="18"/>
@@ -140,7 +140,7 @@
         </w:rPr>
         <w:t xml:space="preserve"> • </w:t>
       </w:r>
-      <w:hyperlink w:history="1" r:id="rIds0becmbyywgr9goxqbr02">
+      <w:hyperlink w:history="1" r:id="rIdpvn2c_jdofyb627eun0xc">
         <w:r>
           <w:rPr>
             <w:sz w:val="18"/>
@@ -156,7 +156,7 @@
         </w:rPr>
         <w:t xml:space="preserve"> • </w:t>
       </w:r>
-      <w:hyperlink w:history="1" r:id="rIdmg68nu2ckvwv7k4if3c_s">
+      <w:hyperlink w:history="1" r:id="rIdelp-1ifexybkw0t9c_7c_">
         <w:r>
           <w:rPr>
             <w:sz w:val="18"/>
@@ -315,7 +315,7 @@
         </w:rPr>
         <w:t xml:space="preserve">	</w:t>
       </w:r>
-      <w:hyperlink w:history="1" r:id="rIdmatefij_9ewx7nhxiezxt">
+      <w:hyperlink w:history="1" r:id="rId08sob8j9mdsvo3otdhn4g">
         <w:r>
           <w:rPr>
             <w:sz w:val="18"/>
@@ -478,7 +478,7 @@
         </w:rPr>
         <w:t xml:space="preserve">	</w:t>
       </w:r>
-      <w:hyperlink w:history="1" r:id="rId0h0hub4np00cbkmws6bft">
+      <w:hyperlink w:history="1" r:id="rId-11r5wzp6kfsl8x9czqwc">
         <w:r>
           <w:rPr>
             <w:sz w:val="18"/>
@@ -660,7 +660,7 @@
         </w:rPr>
         <w:t xml:space="preserve">	</w:t>
       </w:r>
-      <w:hyperlink w:history="1" r:id="rIdmfbbxitiq_n2htomoooiw">
+      <w:hyperlink w:history="1" r:id="rIdd53qjvefxuva9zxwgkpzz">
         <w:r>
           <w:rPr>
             <w:sz w:val="18"/>
@@ -842,7 +842,7 @@
         </w:rPr>
         <w:t xml:space="preserve">	</w:t>
       </w:r>
-      <w:hyperlink w:history="1" r:id="rIdqauvuykse7fpoipbi958w">
+      <w:hyperlink w:history="1" r:id="rIdt24iz67ymtnqyb_iurokf">
         <w:r>
           <w:rPr>
             <w:sz w:val="18"/>
@@ -1371,7 +1371,7 @@
         </w:rPr>
         <w:t xml:space="preserve">	</w:t>
       </w:r>
-      <w:hyperlink w:history="1" r:id="rIdbdz03l1c3hrfsc8rgbbj1">
+      <w:hyperlink w:history="1" r:id="rId8jesunvs17atvuilqkggw">
         <w:r>
           <w:rPr>
             <w:sz w:val="18"/>
@@ -1437,7 +1437,7 @@
         </w:rPr>
         <w:t xml:space="preserve">	</w:t>
       </w:r>
-      <w:hyperlink w:history="1" r:id="rIdzxv8m_n7-to_7wqd_24il">
+      <w:hyperlink w:history="1" r:id="rIdbtmdjk8unt1wgjviw5jks">
         <w:r>
           <w:rPr>
             <w:sz w:val="18"/>
@@ -1503,7 +1503,7 @@
         </w:rPr>
         <w:t xml:space="preserve">	</w:t>
       </w:r>
-      <w:hyperlink w:history="1" r:id="rIdljfcgtfoylnbrjgnq2l9s">
+      <w:hyperlink w:history="1" r:id="rIdza4uogmwydejf3xpkk2pr">
         <w:r>
           <w:rPr>
             <w:sz w:val="18"/>
@@ -1588,7 +1588,7 @@
         </w:rPr>
         <w:t xml:space="preserve">	</w:t>
       </w:r>
-      <w:hyperlink w:history="1" r:id="rIdtnxxee8m480ebrhfx1fyf">
+      <w:hyperlink w:history="1" r:id="rIdty72dja54x3qfulbgttrw">
         <w:r>
           <w:rPr>
             <w:sz w:val="18"/>
@@ -1730,7 +1730,7 @@
         </w:rPr>
         <w:t xml:space="preserve">	</w:t>
       </w:r>
-      <w:hyperlink w:history="1" r:id="rIdizfo9-ko_9m4twttwctlb">
+      <w:hyperlink w:history="1" r:id="rId7sh2t4leaonvaa-acjj_n">
         <w:r>
           <w:rPr>
             <w:sz w:val="18"/>
@@ -1874,7 +1874,7 @@
         </w:rPr>
         <w:t xml:space="preserve">	</w:t>
       </w:r>
-      <w:hyperlink w:history="1" r:id="rId96zzoknlqgphcfr_po8om">
+      <w:hyperlink w:history="1" r:id="rIdxppk63eg9e4jpubiu_u0g">
         <w:r>
           <w:rPr>
             <w:sz w:val="18"/>
@@ -2098,7 +2098,7 @@
         </w:rPr>
         <w:t xml:space="preserve">	</w:t>
       </w:r>
-      <w:hyperlink w:history="1" r:id="rIdhbbtaip4szoletigyxeov">
+      <w:hyperlink w:history="1" r:id="rIdn0ovzyha3tlihq2q50bce">
         <w:r>
           <w:rPr>
             <w:sz w:val="18"/>
@@ -2221,7 +2221,7 @@
         </w:rPr>
         <w:t xml:space="preserve">	</w:t>
       </w:r>
-      <w:hyperlink w:history="1" r:id="rIdygfxl37kr14fexqxv-5mu">
+      <w:hyperlink w:history="1" r:id="rIdvsxkmqkx3pmqgelvhl1hi">
         <w:r>
           <w:rPr>
             <w:sz w:val="18"/>
